--- a/dokumentasi_halaman_ipos5/06_Routes_Master_Route.docx
+++ b/dokumentasi_halaman_ipos5/06_Routes_Master_Route.docx
@@ -3,65 +3,112 @@
 <w:document xmlns:wpc="http://schemas.microsoft.com/office/word/2010/wordprocessingCanvas" xmlns:mo="http://schemas.microsoft.com/office/mac/office/2008/main" xmlns:mc="http://schemas.openxmlformats.org/markup-compatibility/2006" xmlns:mv="urn:schemas-microsoft-com:mac:vml" xmlns:o="urn:schemas-microsoft-com:office:office" xmlns:r="http://schemas.openxmlformats.org/officeDocument/2006/relationships" xmlns:m="http://schemas.openxmlformats.org/officeDocument/2006/math" xmlns:v="urn:schemas-microsoft-com:vml" xmlns:wp14="http://schemas.microsoft.com/office/word/2010/wordprocessingDrawing" xmlns:wp="http://schemas.openxmlformats.org/drawingml/2006/wordprocessingDrawing" xmlns:w10="urn:schemas-microsoft-com:office:word" xmlns:w="http://schemas.openxmlformats.org/wordprocessingml/2006/main" xmlns:w14="http://schemas.microsoft.com/office/word/2010/wordml" xmlns:wpg="http://schemas.microsoft.com/office/word/2010/wordprocessingGroup" xmlns:wpi="http://schemas.microsoft.com/office/word/2010/wordprocessingInk" xmlns:wne="http://schemas.microsoft.com/office/word/2006/wordml" xmlns:wps="http://schemas.microsoft.com/office/word/2010/wordprocessingShape" mc:Ignorable="w14 wp14">
   <w:body>
     <w:p>
-      <w:pPr>
-        <w:spacing w:after="80"/>
-      </w:pPr>
       <w:r>
         <w:rPr>
           <w:rFonts w:ascii="Arial" w:hAnsi="Arial"/>
           <w:b/>
-          <w:color w:val="0D1B38"/>
-          <w:sz w:val="36"/>
+          <w:color w:val="003366"/>
+          <w:sz w:val="30"/>
         </w:rPr>
-        <w:t>DOKUMENTASI TEKNIS HALAMAN</w:t>
-        <w:br/>
+        <w:t>DOKUMENTASI TEKNIS &amp; OPERASIONAL HALAMAN</w:t>
+      </w:r>
+    </w:p>
+    <w:p>
+      <w:r>
+        <w:rPr>
+          <w:b/>
+          <w:color w:val="CC3300"/>
+          <w:sz w:val="23"/>
+        </w:rPr>
         <w:t>HALAMAN 6 — ROUTES MANAGEMENT (MASTER RUTE LOGISTIK)</w:t>
       </w:r>
     </w:p>
     <w:p>
       <w:pPr>
-        <w:spacing w:after="280"/>
+        <w:pStyle w:val="Heading2"/>
       </w:pPr>
       <w:r>
         <w:rPr>
-          <w:rFonts w:ascii="Arial" w:hAnsi="Arial"/>
           <w:b/>
-          <w:color w:val="E8431F"/>
-          <w:sz w:val="20"/>
+          <w:color w:val="003366"/>
+          <w:sz w:val="21"/>
         </w:rPr>
-        <w:t>IPOS5 Routing &amp; Schedule Management System — PT Pos Indonesia (Persero)</w:t>
+        <w:t>📌 METADATA &amp; INTEGRASI SISTEM</w:t>
       </w:r>
     </w:p>
     <w:tbl>
       <w:tblPr>
         <w:tblW w:type="auto" w:w="0"/>
         <w:jc w:val="center"/>
-        <w:tblLayout w:type="fixed"/>
         <w:tblLook w:firstColumn="1" w:firstRow="1" w:lastColumn="0" w:lastRow="0" w:noHBand="0" w:noVBand="1" w:val="04A0"/>
       </w:tblPr>
       <w:tblGrid>
-        <w:gridCol w:w="4824"/>
-        <w:gridCol w:w="4824"/>
+        <w:gridCol w:w="4968"/>
+        <w:gridCol w:w="4968"/>
       </w:tblGrid>
       <w:tr>
         <w:tc>
           <w:tcPr>
             <w:tcW w:type="dxa" w:w="3168"/>
-            <w:shd w:fill="0D1B38"/>
+            <w:shd w:fill="003366"/>
             <w:tcMar>
-              <w:top w:w="120" w:type="dxa"/>
-              <w:bottom w:w="120" w:type="dxa"/>
-              <w:left w:w="150" w:type="dxa"/>
-              <w:right w:w="150" w:type="dxa"/>
+              <w:top w:w="60" w:type="dxa"/>
+              <w:bottom w:w="60" w:type="dxa"/>
+              <w:left w:w="80" w:type="dxa"/>
+              <w:right w:w="80" w:type="dxa"/>
             </w:tcMar>
           </w:tcPr>
           <w:p>
             <w:r>
               <w:rPr>
-                <w:rFonts w:ascii="Arial" w:hAnsi="Arial"/>
                 <w:b/>
                 <w:color w:val="FFFFFF"/>
-                <w:sz w:val="19"/>
+                <w:sz w:val="18"/>
+              </w:rPr>
+              <w:t>Parameter</w:t>
+            </w:r>
+          </w:p>
+        </w:tc>
+        <w:tc>
+          <w:tcPr>
+            <w:tcW w:type="dxa" w:w="6624"/>
+            <w:shd w:fill="003366"/>
+            <w:tcMar>
+              <w:top w:w="60" w:type="dxa"/>
+              <w:bottom w:w="60" w:type="dxa"/>
+              <w:left w:w="80" w:type="dxa"/>
+              <w:right w:w="80" w:type="dxa"/>
+            </w:tcMar>
+          </w:tcPr>
+          <w:p>
+            <w:r>
+              <w:rPr>
+                <w:b/>
+                <w:color w:val="FFFFFF"/>
+                <w:sz w:val="18"/>
+              </w:rPr>
+              <w:t>Nilai / Spesifikasi Sistem</w:t>
+            </w:r>
+          </w:p>
+        </w:tc>
+      </w:tr>
+      <w:tr>
+        <w:tc>
+          <w:tcPr>
+            <w:tcW w:type="dxa" w:w="3168"/>
+            <w:shd w:fill="FFFFFF"/>
+            <w:tcMar>
+              <w:top w:w="60" w:type="dxa"/>
+              <w:bottom w:w="60" w:type="dxa"/>
+              <w:left w:w="80" w:type="dxa"/>
+              <w:right w:w="80" w:type="dxa"/>
+            </w:tcMar>
+          </w:tcPr>
+          <w:p>
+            <w:r>
+              <w:rPr>
+                <w:b/>
+                <w:sz w:val="17"/>
               </w:rPr>
               <w:t>Nama Modul</w:t>
             </w:r>
@@ -69,21 +116,19 @@
         </w:tc>
         <w:tc>
           <w:tcPr>
-            <w:tcW w:type="dxa" w:w="6480"/>
-            <w:shd w:fill="F8FAFC"/>
+            <w:tcW w:type="dxa" w:w="6624"/>
+            <w:shd w:fill="FFFFFF"/>
             <w:tcMar>
-              <w:top w:w="120" w:type="dxa"/>
-              <w:bottom w:w="120" w:type="dxa"/>
-              <w:left w:w="150" w:type="dxa"/>
-              <w:right w:w="150" w:type="dxa"/>
+              <w:top w:w="60" w:type="dxa"/>
+              <w:bottom w:w="60" w:type="dxa"/>
+              <w:left w:w="80" w:type="dxa"/>
+              <w:right w:w="80" w:type="dxa"/>
             </w:tcMar>
           </w:tcPr>
           <w:p>
             <w:r>
               <w:rPr>
-                <w:rFonts w:ascii="Arial" w:hAnsi="Arial"/>
-                <w:color w:val="0F172A"/>
-                <w:sz w:val="19"/>
+                <w:sz w:val="17"/>
               </w:rPr>
               <w:t>Master Route Logistik (/route)</w:t>
             </w:r>
@@ -94,21 +139,19 @@
         <w:tc>
           <w:tcPr>
             <w:tcW w:type="dxa" w:w="3168"/>
-            <w:shd w:fill="0D1B38"/>
+            <w:shd w:fill="F9FAFB"/>
             <w:tcMar>
-              <w:top w:w="120" w:type="dxa"/>
-              <w:bottom w:w="120" w:type="dxa"/>
-              <w:left w:w="150" w:type="dxa"/>
-              <w:right w:w="150" w:type="dxa"/>
+              <w:top w:w="60" w:type="dxa"/>
+              <w:bottom w:w="60" w:type="dxa"/>
+              <w:left w:w="80" w:type="dxa"/>
+              <w:right w:w="80" w:type="dxa"/>
             </w:tcMar>
           </w:tcPr>
           <w:p>
             <w:r>
               <w:rPr>
-                <w:rFonts w:ascii="Arial" w:hAnsi="Arial"/>
                 <w:b/>
-                <w:color w:val="FFFFFF"/>
-                <w:sz w:val="19"/>
+                <w:sz w:val="17"/>
               </w:rPr>
               <w:t>Kategori Menu</w:t>
             </w:r>
@@ -116,23 +159,21 @@
         </w:tc>
         <w:tc>
           <w:tcPr>
-            <w:tcW w:type="dxa" w:w="6480"/>
-            <w:shd w:fill="F8FAFC"/>
+            <w:tcW w:type="dxa" w:w="6624"/>
+            <w:shd w:fill="F9FAFB"/>
             <w:tcMar>
-              <w:top w:w="120" w:type="dxa"/>
-              <w:bottom w:w="120" w:type="dxa"/>
-              <w:left w:w="150" w:type="dxa"/>
-              <w:right w:w="150" w:type="dxa"/>
+              <w:top w:w="60" w:type="dxa"/>
+              <w:bottom w:w="60" w:type="dxa"/>
+              <w:left w:w="80" w:type="dxa"/>
+              <w:right w:w="80" w:type="dxa"/>
             </w:tcMar>
           </w:tcPr>
           <w:p>
             <w:r>
               <w:rPr>
-                <w:rFonts w:ascii="Arial" w:hAnsi="Arial"/>
-                <w:color w:val="0F172A"/>
-                <w:sz w:val="19"/>
+                <w:sz w:val="17"/>
               </w:rPr>
-              <w:t>MASTER DATA</w:t>
+              <w:t>OPERATIONS / MASTER DATA</w:t>
             </w:r>
           </w:p>
         </w:tc>
@@ -141,21 +182,19 @@
         <w:tc>
           <w:tcPr>
             <w:tcW w:type="dxa" w:w="3168"/>
-            <w:shd w:fill="0D1B38"/>
+            <w:shd w:fill="FFFFFF"/>
             <w:tcMar>
-              <w:top w:w="120" w:type="dxa"/>
-              <w:bottom w:w="120" w:type="dxa"/>
-              <w:left w:w="150" w:type="dxa"/>
-              <w:right w:w="150" w:type="dxa"/>
+              <w:top w:w="60" w:type="dxa"/>
+              <w:bottom w:w="60" w:type="dxa"/>
+              <w:left w:w="80" w:type="dxa"/>
+              <w:right w:w="80" w:type="dxa"/>
             </w:tcMar>
           </w:tcPr>
           <w:p>
             <w:r>
               <w:rPr>
-                <w:rFonts w:ascii="Arial" w:hAnsi="Arial"/>
                 <w:b/>
-                <w:color w:val="FFFFFF"/>
-                <w:sz w:val="19"/>
+                <w:sz w:val="17"/>
               </w:rPr>
               <w:t>Route URL</w:t>
             </w:r>
@@ -163,21 +202,19 @@
         </w:tc>
         <w:tc>
           <w:tcPr>
-            <w:tcW w:type="dxa" w:w="6480"/>
-            <w:shd w:fill="F8FAFC"/>
+            <w:tcW w:type="dxa" w:w="6624"/>
+            <w:shd w:fill="FFFFFF"/>
             <w:tcMar>
-              <w:top w:w="120" w:type="dxa"/>
-              <w:bottom w:w="120" w:type="dxa"/>
-              <w:left w:w="150" w:type="dxa"/>
-              <w:right w:w="150" w:type="dxa"/>
+              <w:top w:w="60" w:type="dxa"/>
+              <w:bottom w:w="60" w:type="dxa"/>
+              <w:left w:w="80" w:type="dxa"/>
+              <w:right w:w="80" w:type="dxa"/>
             </w:tcMar>
           </w:tcPr>
           <w:p>
             <w:r>
               <w:rPr>
-                <w:rFonts w:ascii="Arial" w:hAnsi="Arial"/>
-                <w:color w:val="0F172A"/>
-                <w:sz w:val="19"/>
+                <w:sz w:val="17"/>
               </w:rPr>
               <w:t>/route</w:t>
             </w:r>
@@ -188,21 +225,19 @@
         <w:tc>
           <w:tcPr>
             <w:tcW w:type="dxa" w:w="3168"/>
-            <w:shd w:fill="0D1B38"/>
+            <w:shd w:fill="F9FAFB"/>
             <w:tcMar>
-              <w:top w:w="120" w:type="dxa"/>
-              <w:bottom w:w="120" w:type="dxa"/>
-              <w:left w:w="150" w:type="dxa"/>
-              <w:right w:w="150" w:type="dxa"/>
+              <w:top w:w="60" w:type="dxa"/>
+              <w:bottom w:w="60" w:type="dxa"/>
+              <w:left w:w="80" w:type="dxa"/>
+              <w:right w:w="80" w:type="dxa"/>
             </w:tcMar>
           </w:tcPr>
           <w:p>
             <w:r>
               <w:rPr>
-                <w:rFonts w:ascii="Arial" w:hAnsi="Arial"/>
                 <w:b/>
-                <w:color w:val="FFFFFF"/>
-                <w:sz w:val="19"/>
+                <w:sz w:val="17"/>
               </w:rPr>
               <w:t>File Komponen React</w:t>
             </w:r>
@@ -210,21 +245,19 @@
         </w:tc>
         <w:tc>
           <w:tcPr>
-            <w:tcW w:type="dxa" w:w="6480"/>
-            <w:shd w:fill="F8FAFC"/>
+            <w:tcW w:type="dxa" w:w="6624"/>
+            <w:shd w:fill="F9FAFB"/>
             <w:tcMar>
-              <w:top w:w="120" w:type="dxa"/>
-              <w:bottom w:w="120" w:type="dxa"/>
-              <w:left w:w="150" w:type="dxa"/>
-              <w:right w:w="150" w:type="dxa"/>
+              <w:top w:w="60" w:type="dxa"/>
+              <w:bottom w:w="60" w:type="dxa"/>
+              <w:left w:w="80" w:type="dxa"/>
+              <w:right w:w="80" w:type="dxa"/>
             </w:tcMar>
           </w:tcPr>
           <w:p>
             <w:r>
               <w:rPr>
-                <w:rFonts w:ascii="Arial" w:hAnsi="Arial"/>
-                <w:color w:val="0F172A"/>
-                <w:sz w:val="19"/>
+                <w:sz w:val="17"/>
               </w:rPr>
               <w:t>src/pages/MasterRoute.jsx</w:t>
             </w:r>
@@ -235,45 +268,41 @@
         <w:tc>
           <w:tcPr>
             <w:tcW w:type="dxa" w:w="3168"/>
-            <w:shd w:fill="0D1B38"/>
+            <w:shd w:fill="FFFFFF"/>
             <w:tcMar>
-              <w:top w:w="120" w:type="dxa"/>
-              <w:bottom w:w="120" w:type="dxa"/>
-              <w:left w:w="150" w:type="dxa"/>
-              <w:right w:w="150" w:type="dxa"/>
+              <w:top w:w="60" w:type="dxa"/>
+              <w:bottom w:w="60" w:type="dxa"/>
+              <w:left w:w="80" w:type="dxa"/>
+              <w:right w:w="80" w:type="dxa"/>
             </w:tcMar>
           </w:tcPr>
           <w:p>
             <w:r>
               <w:rPr>
-                <w:rFonts w:ascii="Arial" w:hAnsi="Arial"/>
                 <w:b/>
-                <w:color w:val="FFFFFF"/>
-                <w:sz w:val="19"/>
+                <w:sz w:val="17"/>
               </w:rPr>
-              <w:t>Backend API Endpoint</w:t>
+              <w:t>Backend API Endpoints</w:t>
             </w:r>
           </w:p>
         </w:tc>
         <w:tc>
           <w:tcPr>
-            <w:tcW w:type="dxa" w:w="6480"/>
-            <w:shd w:fill="F8FAFC"/>
+            <w:tcW w:type="dxa" w:w="6624"/>
+            <w:shd w:fill="FFFFFF"/>
             <w:tcMar>
-              <w:top w:w="120" w:type="dxa"/>
-              <w:bottom w:w="120" w:type="dxa"/>
-              <w:left w:w="150" w:type="dxa"/>
-              <w:right w:w="150" w:type="dxa"/>
+              <w:top w:w="60" w:type="dxa"/>
+              <w:bottom w:w="60" w:type="dxa"/>
+              <w:left w:w="80" w:type="dxa"/>
+              <w:right w:w="80" w:type="dxa"/>
             </w:tcMar>
           </w:tcPr>
           <w:p>
             <w:r>
               <w:rPr>
-                <w:rFonts w:ascii="Arial" w:hAnsi="Arial"/>
-                <w:color w:val="0F172A"/>
-                <w:sz w:val="19"/>
+                <w:sz w:val="17"/>
               </w:rPr>
-              <w:t>GET /api/routes, POST /api/routes, GET /api/routes/:routeId/segments</w:t>
+              <w:t>GET /api/route, POST /api/route, PUT /api/route/:id, DELETE /api/route/:id</w:t>
             </w:r>
           </w:p>
         </w:tc>
@@ -282,21 +311,19 @@
         <w:tc>
           <w:tcPr>
             <w:tcW w:type="dxa" w:w="3168"/>
-            <w:shd w:fill="0D1B38"/>
+            <w:shd w:fill="F9FAFB"/>
             <w:tcMar>
-              <w:top w:w="120" w:type="dxa"/>
-              <w:bottom w:w="120" w:type="dxa"/>
-              <w:left w:w="150" w:type="dxa"/>
-              <w:right w:w="150" w:type="dxa"/>
+              <w:top w:w="60" w:type="dxa"/>
+              <w:bottom w:w="60" w:type="dxa"/>
+              <w:left w:w="80" w:type="dxa"/>
+              <w:right w:w="80" w:type="dxa"/>
             </w:tcMar>
           </w:tcPr>
           <w:p>
             <w:r>
               <w:rPr>
-                <w:rFonts w:ascii="Arial" w:hAnsi="Arial"/>
                 <w:b/>
-                <w:color w:val="FFFFFF"/>
-                <w:sz w:val="19"/>
+                <w:sz w:val="17"/>
               </w:rPr>
               <w:t>Koleksi MongoDB</w:t>
             </w:r>
@@ -304,23 +331,21 @@
         </w:tc>
         <w:tc>
           <w:tcPr>
-            <w:tcW w:type="dxa" w:w="6480"/>
-            <w:shd w:fill="F8FAFC"/>
+            <w:tcW w:type="dxa" w:w="6624"/>
+            <w:shd w:fill="F9FAFB"/>
             <w:tcMar>
-              <w:top w:w="120" w:type="dxa"/>
-              <w:bottom w:w="120" w:type="dxa"/>
-              <w:left w:w="150" w:type="dxa"/>
-              <w:right w:w="150" w:type="dxa"/>
+              <w:top w:w="60" w:type="dxa"/>
+              <w:bottom w:w="60" w:type="dxa"/>
+              <w:left w:w="80" w:type="dxa"/>
+              <w:right w:w="80" w:type="dxa"/>
             </w:tcMar>
           </w:tcPr>
           <w:p>
             <w:r>
               <w:rPr>
-                <w:rFonts w:ascii="Arial" w:hAnsi="Arial"/>
-                <w:color w:val="0F172A"/>
-                <w:sz w:val="19"/>
+                <w:sz w:val="17"/>
               </w:rPr>
-              <w:t>master_route_nopen, detail_route</w:t>
+              <w:t>master_route_nopen, detail_route, master_kantor</w:t>
             </w:r>
           </w:p>
         </w:tc>
@@ -329,21 +354,19 @@
         <w:tc>
           <w:tcPr>
             <w:tcW w:type="dxa" w:w="3168"/>
-            <w:shd w:fill="0D1B38"/>
+            <w:shd w:fill="FFFFFF"/>
             <w:tcMar>
-              <w:top w:w="120" w:type="dxa"/>
-              <w:bottom w:w="120" w:type="dxa"/>
-              <w:left w:w="150" w:type="dxa"/>
-              <w:right w:w="150" w:type="dxa"/>
+              <w:top w:w="60" w:type="dxa"/>
+              <w:bottom w:w="60" w:type="dxa"/>
+              <w:left w:w="80" w:type="dxa"/>
+              <w:right w:w="80" w:type="dxa"/>
             </w:tcMar>
           </w:tcPr>
           <w:p>
             <w:r>
               <w:rPr>
-                <w:rFonts w:ascii="Arial" w:hAnsi="Arial"/>
                 <w:b/>
-                <w:color w:val="FFFFFF"/>
-                <w:sz w:val="19"/>
+                <w:sz w:val="17"/>
               </w:rPr>
               <w:t>Hak Akses Role</w:t>
             </w:r>
@@ -351,21 +374,19 @@
         </w:tc>
         <w:tc>
           <w:tcPr>
-            <w:tcW w:type="dxa" w:w="6480"/>
-            <w:shd w:fill="F8FAFC"/>
+            <w:tcW w:type="dxa" w:w="6624"/>
+            <w:shd w:fill="FFFFFF"/>
             <w:tcMar>
-              <w:top w:w="120" w:type="dxa"/>
-              <w:bottom w:w="120" w:type="dxa"/>
-              <w:left w:w="150" w:type="dxa"/>
-              <w:right w:w="150" w:type="dxa"/>
+              <w:top w:w="60" w:type="dxa"/>
+              <w:bottom w:w="60" w:type="dxa"/>
+              <w:left w:w="80" w:type="dxa"/>
+              <w:right w:w="80" w:type="dxa"/>
             </w:tcMar>
           </w:tcPr>
           <w:p>
             <w:r>
               <w:rPr>
-                <w:rFonts w:ascii="Arial" w:hAnsi="Arial"/>
-                <w:color w:val="0F172A"/>
-                <w:sz w:val="19"/>
+                <w:sz w:val="17"/>
               </w:rPr>
               <w:t>Operator &amp; Super Admin</w:t>
             </w:r>
@@ -373,174 +394,1072 @@
         </w:tc>
       </w:tr>
     </w:tbl>
+    <w:p/>
     <w:p>
       <w:pPr>
-        <w:spacing w:after="200"/>
-      </w:pPr>
-    </w:p>
-    <w:p>
-      <w:pPr>
-        <w:spacing w:before="280" w:after="120"/>
+        <w:pStyle w:val="Heading2"/>
       </w:pPr>
       <w:r>
         <w:rPr>
-          <w:rFonts w:ascii="Arial" w:hAnsi="Arial"/>
           <w:b/>
-          <w:color w:val="0284C7"/>
-          <w:sz w:val="26"/>
+          <w:color w:val="003366"/>
+          <w:sz w:val="23"/>
         </w:rPr>
         <w:t>1. Deskripsi &amp; Tujuan Utama Modul</w:t>
       </w:r>
     </w:p>
     <w:p>
-      <w:pPr>
-        <w:spacing w:after="80" w:line="276" w:lineRule="auto"/>
-      </w:pPr>
       <w:r>
         <w:rPr>
-          <w:rFonts w:ascii="Arial" w:hAnsi="Arial"/>
-          <w:color w:val="334155"/>
           <w:sz w:val="19"/>
         </w:rPr>
-        <w:t>Modul Master Route mengelola skema rute jaringan trayek antar-kantor pos. Setiap rute memiliki identitas `route_id` (contoh: `RT-MALAM-B9910-PCX`), kantor asal (nopen_asal), kantor tujuan (nopen_tujuan), prioritas pemilihan, kategori mile (FIRST_MILE, MIDDLE_MILE, LAST_MILE), serta sekumpulan segmen perhentian (detail_route waypoints).</w:t>
+        <w:t>Modul Master Route mengelola struktur jaringan trayek rute distribusi pos (Feeder, Intercity, Transit Hub). Setiap rute mendefinisikan titik asal keberangkatan (origin), titik tujuan akhir (destination), daftar urutan pos perhentian (detail_route waypoints), estimasi jarak tempuh kilometer, durasi menit, serta matriks cakupan prefix kode pos tujuan pengiriman (1: Jabodetabek, 2: Sumatera, 3: Jateng, dst).</w:t>
       </w:r>
     </w:p>
     <w:p>
       <w:pPr>
-        <w:spacing w:before="280" w:after="120"/>
+        <w:pStyle w:val="Heading2"/>
       </w:pPr>
       <w:r>
         <w:rPr>
-          <w:rFonts w:ascii="Arial" w:hAnsi="Arial"/>
           <w:b/>
-          <w:color w:val="0284C7"/>
-          <w:sz w:val="26"/>
+          <w:color w:val="003366"/>
+          <w:sz w:val="23"/>
         </w:rPr>
-        <w:t>2. Fitur-Fitur Utama &amp; Komponen UI</w:t>
+        <w:t>2. Tata Letak Halaman (UI Layout &amp; Wireframe)</w:t>
+      </w:r>
+    </w:p>
+    <w:p>
+      <w:r>
+        <w:rPr>
+          <w:sz w:val="19"/>
+        </w:rPr>
+        <w:t>Struktur tata letak visual halaman Master Rute Logistik disusun dalam bentuk kartu akordeon interaktif:</w:t>
+      </w:r>
+    </w:p>
+    <w:p>
+      <w:r>
+        <w:rPr>
+          <w:b/>
+          <w:color w:val="004488"/>
+          <w:sz w:val="19"/>
+        </w:rPr>
+        <w:t>📐 Diagram Visual Tata Letak Halaman (Wireframe UI Layout):</w:t>
       </w:r>
     </w:p>
     <w:p>
       <w:pPr>
-        <w:spacing w:after="80" w:line="276" w:lineRule="auto" w:before="160"/>
+        <w:spacing w:before="40" w:after="80"/>
+        <w:ind w:left="144"/>
       </w:pPr>
       <w:r>
         <w:rPr>
-          <w:rFonts w:ascii="Arial" w:hAnsi="Arial"/>
+          <w:rFonts w:ascii="Consolas" w:hAnsi="Consolas"/>
+          <w:sz w:val="16"/>
+        </w:rPr>
+        <w:t>+---------------------------------------------------------------------------------------------------------+</w:t>
+        <w:br/>
+        <w:t>| [A] HEADER &amp; TOOLBAR: Judul ("Master Rute Logistik &amp; Feeder") | [🔄 Refresh] | [+ Tambah Rute Baru]     |</w:t>
+        <w:br/>
+        <w:t>+---------------------------------------------------------------------------------------------------------+</w:t>
+        <w:br/>
+        <w:t>| [B] ADD ROUTE FORM BOX (Collapsible): Kode Rute, Nama, Origin, Destination, Coverage Nopend, Prefix Dest|</w:t>
+        <w:br/>
+        <w:t>+---------------------------------------------------------------------------------------------------------+</w:t>
+        <w:br/>
+        <w:t>| [C] SEARCH BAR: Cari Kode Rute (e.g. RTE-1, RT-MALAM) atau Nama Lintasan Trayek                          |</w:t>
+        <w:br/>
+        <w:t>+---------------------------------------------------------------------------------------------------------+</w:t>
+        <w:br/>
+        <w:t>| [D] ROUTE ACCORDION CARDS LIST (Daftar Rute Expandable)                                                 |</w:t>
+        <w:br/>
+        <w:t>| +-----------------------------------------------------------------------------------------------------+ |</w:t>
+        <w:br/>
+        <w:t>| | [D1] RTE-1: Rute Feeder Terpadu Cimahi Raya -&gt; SPP Bandung                        [Expand / Collapse]| |</w:t>
+        <w:br/>
+        <w:t>| | - Asal: KPRK Cimahi (40511) -&gt; Tujuan: SPP Bandung (40000)                                          | |</w:t>
+        <w:br/>
+        <w:t>| | - Total Jarak: 25 km | Estimasi Durasi: 45 min | Destination Prefix: [1] [2] [3] [7] [9]            | |</w:t>
+        <w:br/>
+        <w:t>| | --------------------------------------------------------------------------------------------------- | |</w:t>
+        <w:br/>
+        <w:t>| | (Saat Di-expand / Dibuka):                                                                          | |</w:t>
+        <w:br/>
+        <w:t>| | [Stop 1: 40511 KPRK Cimahi] -&gt; [Stop 2: 40512 Cisangkan] -&gt; [Stop 3: 40514 Melong] -&gt; [40000 SPP]  | |</w:t>
+        <w:br/>
+        <w:t>| | - Checkpoints Table: Sequence, Kode Stop, Nama Kantor Pos, Tipe Node, Est Waktu Tiba, Jarak Parsial | |</w:t>
+        <w:br/>
+        <w:t>| | - Origin Nopend Coverage Chips: [40511] [40500] [40512] [40514]                                     | |</w:t>
+        <w:br/>
+        <w:t>| | - Destination Matrix Badge Explanations: 1: Jabodetabek, 2: Sumatera, 3: Jateng, 7: Kalimantan     | |</w:t>
+        <w:br/>
+        <w:t>| | - Action Buttons: [🧪 Uji Simulasi Rute]  |  [✏️ Edit Rute]  |  [🗑️ Hapus]                            | |</w:t>
+        <w:br/>
+        <w:t>| +-----------------------------------------------------------------------------------------------------+ |</w:t>
+        <w:br/>
+        <w:t>+---------------------------------------------------------------------------------------------------------+</w:t>
+      </w:r>
+    </w:p>
+    <w:p>
+      <w:r>
+        <w:rPr>
           <w:b/>
-          <w:color w:val="0D1B38"/>
-          <w:sz w:val="21"/>
+          <w:color w:val="CC3300"/>
+          <w:sz w:val="20"/>
         </w:rPr>
-        <w:t>Pengelolaan Header Rute &amp; Waypoints Segmen</w:t>
+        <w:t>📋 Rincian &amp; Keterangan Setiap Kotak / Komponen Tata Letak:</w:t>
+      </w:r>
+    </w:p>
+    <w:tbl>
+      <w:tblPr>
+        <w:tblW w:type="auto" w:w="0"/>
+        <w:jc w:val="center"/>
+        <w:tblLook w:firstColumn="1" w:firstRow="1" w:lastColumn="0" w:lastRow="0" w:noHBand="0" w:noVBand="1" w:val="04A0"/>
+      </w:tblPr>
+      <w:tblGrid>
+        <w:gridCol w:w="1987"/>
+        <w:gridCol w:w="1987"/>
+        <w:gridCol w:w="1987"/>
+        <w:gridCol w:w="1987"/>
+        <w:gridCol w:w="1987"/>
+      </w:tblGrid>
+      <w:tr>
+        <w:tc>
+          <w:tcPr>
+            <w:tcW w:type="dxa" w:w="2016"/>
+            <w:shd w:fill="003366"/>
+            <w:tcMar>
+              <w:top w:w="60" w:type="dxa"/>
+              <w:bottom w:w="60" w:type="dxa"/>
+              <w:left w:w="80" w:type="dxa"/>
+              <w:right w:w="80" w:type="dxa"/>
+            </w:tcMar>
+          </w:tcPr>
+          <w:p>
+            <w:r>
+              <w:rPr>
+                <w:b/>
+                <w:color w:val="FFFFFF"/>
+                <w:sz w:val="16"/>
+              </w:rPr>
+              <w:t>Bagian / Kotak UI</w:t>
+            </w:r>
+          </w:p>
+        </w:tc>
+        <w:tc>
+          <w:tcPr>
+            <w:tcW w:type="dxa" w:w="1728"/>
+            <w:shd w:fill="003366"/>
+            <w:tcMar>
+              <w:top w:w="60" w:type="dxa"/>
+              <w:bottom w:w="60" w:type="dxa"/>
+              <w:left w:w="80" w:type="dxa"/>
+              <w:right w:w="80" w:type="dxa"/>
+            </w:tcMar>
+          </w:tcPr>
+          <w:p>
+            <w:r>
+              <w:rPr>
+                <w:b/>
+                <w:color w:val="FFFFFF"/>
+                <w:sz w:val="16"/>
+              </w:rPr>
+              <w:t>Tipe Visual &amp; Posisi</w:t>
+            </w:r>
+          </w:p>
+        </w:tc>
+        <w:tc>
+          <w:tcPr>
+            <w:tcW w:type="dxa" w:w="2304"/>
+            <w:shd w:fill="003366"/>
+            <w:tcMar>
+              <w:top w:w="60" w:type="dxa"/>
+              <w:bottom w:w="60" w:type="dxa"/>
+              <w:left w:w="80" w:type="dxa"/>
+              <w:right w:w="80" w:type="dxa"/>
+            </w:tcMar>
+          </w:tcPr>
+          <w:p>
+            <w:r>
+              <w:rPr>
+                <w:b/>
+                <w:color w:val="FFFFFF"/>
+                <w:sz w:val="16"/>
+              </w:rPr>
+              <w:t>Fungsi &amp; Kegunaan</w:t>
+            </w:r>
+          </w:p>
+        </w:tc>
+        <w:tc>
+          <w:tcPr>
+            <w:tcW w:type="dxa" w:w="2016"/>
+            <w:shd w:fill="003366"/>
+            <w:tcMar>
+              <w:top w:w="60" w:type="dxa"/>
+              <w:bottom w:w="60" w:type="dxa"/>
+              <w:left w:w="80" w:type="dxa"/>
+              <w:right w:w="80" w:type="dxa"/>
+            </w:tcMar>
+          </w:tcPr>
+          <w:p>
+            <w:r>
+              <w:rPr>
+                <w:b/>
+                <w:color w:val="FFFFFF"/>
+                <w:sz w:val="16"/>
+              </w:rPr>
+              <w:t>Sumber Data &amp; Kalkulasi</w:t>
+            </w:r>
+          </w:p>
+        </w:tc>
+        <w:tc>
+          <w:tcPr>
+            <w:tcW w:type="dxa" w:w="1728"/>
+            <w:shd w:fill="003366"/>
+            <w:tcMar>
+              <w:top w:w="60" w:type="dxa"/>
+              <w:bottom w:w="60" w:type="dxa"/>
+              <w:left w:w="80" w:type="dxa"/>
+              <w:right w:w="80" w:type="dxa"/>
+            </w:tcMar>
+          </w:tcPr>
+          <w:p>
+            <w:r>
+              <w:rPr>
+                <w:b/>
+                <w:color w:val="FFFFFF"/>
+                <w:sz w:val="16"/>
+              </w:rPr>
+              <w:t>Interaktivitas &amp; Aksi</w:t>
+            </w:r>
+          </w:p>
+        </w:tc>
+      </w:tr>
+      <w:tr>
+        <w:tc>
+          <w:tcPr>
+            <w:tcW w:type="dxa" w:w="2016"/>
+            <w:shd w:fill="FFFFFF"/>
+            <w:tcMar>
+              <w:top w:w="60" w:type="dxa"/>
+              <w:bottom w:w="60" w:type="dxa"/>
+              <w:left w:w="80" w:type="dxa"/>
+              <w:right w:w="80" w:type="dxa"/>
+            </w:tcMar>
+          </w:tcPr>
+          <w:p>
+            <w:r>
+              <w:rPr>
+                <w:b/>
+                <w:color w:val="003366"/>
+                <w:sz w:val="15"/>
+              </w:rPr>
+              <w:t>Kotak [A]: Header &amp; Toolbar</w:t>
+            </w:r>
+          </w:p>
+        </w:tc>
+        <w:tc>
+          <w:tcPr>
+            <w:tcW w:type="dxa" w:w="1728"/>
+            <w:shd w:fill="FFFFFF"/>
+            <w:tcMar>
+              <w:top w:w="60" w:type="dxa"/>
+              <w:bottom w:w="60" w:type="dxa"/>
+              <w:left w:w="80" w:type="dxa"/>
+              <w:right w:w="80" w:type="dxa"/>
+            </w:tcMar>
+          </w:tcPr>
+          <w:p>
+            <w:r>
+              <w:rPr>
+                <w:sz w:val="15"/>
+              </w:rPr>
+              <w:t>Top Header Toolbar</w:t>
+            </w:r>
+          </w:p>
+        </w:tc>
+        <w:tc>
+          <w:tcPr>
+            <w:tcW w:type="dxa" w:w="2304"/>
+            <w:shd w:fill="FFFFFF"/>
+            <w:tcMar>
+              <w:top w:w="60" w:type="dxa"/>
+              <w:bottom w:w="60" w:type="dxa"/>
+              <w:left w:w="80" w:type="dxa"/>
+              <w:right w:w="80" w:type="dxa"/>
+            </w:tcMar>
+          </w:tcPr>
+          <w:p>
+            <w:r>
+              <w:rPr>
+                <w:sz w:val="15"/>
+              </w:rPr>
+              <w:t>Menampilkan judul modul, tombol refresh sinkronisasi rute, dan tombol pemicu form tambah rute.</w:t>
+            </w:r>
+          </w:p>
+        </w:tc>
+        <w:tc>
+          <w:tcPr>
+            <w:tcW w:type="dxa" w:w="2016"/>
+            <w:shd w:fill="FFFFFF"/>
+            <w:tcMar>
+              <w:top w:w="60" w:type="dxa"/>
+              <w:bottom w:w="60" w:type="dxa"/>
+              <w:left w:w="80" w:type="dxa"/>
+              <w:right w:w="80" w:type="dxa"/>
+            </w:tcMar>
+          </w:tcPr>
+          <w:p>
+            <w:r>
+              <w:rPr>
+                <w:sz w:val="15"/>
+              </w:rPr>
+              <w:t>Data rute aktif</w:t>
+            </w:r>
+          </w:p>
+        </w:tc>
+        <w:tc>
+          <w:tcPr>
+            <w:tcW w:type="dxa" w:w="1728"/>
+            <w:shd w:fill="FFFFFF"/>
+            <w:tcMar>
+              <w:top w:w="60" w:type="dxa"/>
+              <w:bottom w:w="60" w:type="dxa"/>
+              <w:left w:w="80" w:type="dxa"/>
+              <w:right w:w="80" w:type="dxa"/>
+            </w:tcMar>
+          </w:tcPr>
+          <w:p>
+            <w:r>
+              <w:rPr>
+                <w:sz w:val="15"/>
+              </w:rPr>
+              <w:t>Tombol '+ Tambah Rute Baru' membuka form drawer pembuat rute baru.</w:t>
+            </w:r>
+          </w:p>
+        </w:tc>
+      </w:tr>
+      <w:tr>
+        <w:tc>
+          <w:tcPr>
+            <w:tcW w:type="dxa" w:w="2016"/>
+            <w:shd w:fill="F9FAFB"/>
+            <w:tcMar>
+              <w:top w:w="60" w:type="dxa"/>
+              <w:bottom w:w="60" w:type="dxa"/>
+              <w:left w:w="80" w:type="dxa"/>
+              <w:right w:w="80" w:type="dxa"/>
+            </w:tcMar>
+          </w:tcPr>
+          <w:p>
+            <w:r>
+              <w:rPr>
+                <w:b/>
+                <w:color w:val="003366"/>
+                <w:sz w:val="15"/>
+              </w:rPr>
+              <w:t>Kotak [B]: Add Route Form Box</w:t>
+            </w:r>
+          </w:p>
+        </w:tc>
+        <w:tc>
+          <w:tcPr>
+            <w:tcW w:type="dxa" w:w="1728"/>
+            <w:shd w:fill="F9FAFB"/>
+            <w:tcMar>
+              <w:top w:w="60" w:type="dxa"/>
+              <w:bottom w:w="60" w:type="dxa"/>
+              <w:left w:w="80" w:type="dxa"/>
+              <w:right w:w="80" w:type="dxa"/>
+            </w:tcMar>
+          </w:tcPr>
+          <w:p>
+            <w:r>
+              <w:rPr>
+                <w:sz w:val="15"/>
+              </w:rPr>
+              <w:t>Collapsible Form Card</w:t>
+            </w:r>
+          </w:p>
+        </w:tc>
+        <w:tc>
+          <w:tcPr>
+            <w:tcW w:type="dxa" w:w="2304"/>
+            <w:shd w:fill="F9FAFB"/>
+            <w:tcMar>
+              <w:top w:w="60" w:type="dxa"/>
+              <w:bottom w:w="60" w:type="dxa"/>
+              <w:left w:w="80" w:type="dxa"/>
+              <w:right w:w="80" w:type="dxa"/>
+            </w:tcMar>
+          </w:tcPr>
+          <w:p>
+            <w:r>
+              <w:rPr>
+                <w:sz w:val="15"/>
+              </w:rPr>
+              <w:t>Formulir pendefinisian rute baru: Kode Rute, Nama Rute, Origin Nopen, Destination Nopen, Nopen Asal Yang Dilayani, Filter Prefix Tujuan, Jarak KM, Durasi.</w:t>
+            </w:r>
+          </w:p>
+        </w:tc>
+        <w:tc>
+          <w:tcPr>
+            <w:tcW w:type="dxa" w:w="2016"/>
+            <w:shd w:fill="F9FAFB"/>
+            <w:tcMar>
+              <w:top w:w="60" w:type="dxa"/>
+              <w:bottom w:w="60" w:type="dxa"/>
+              <w:left w:w="80" w:type="dxa"/>
+              <w:right w:w="80" w:type="dxa"/>
+            </w:tcMar>
+          </w:tcPr>
+          <w:p>
+            <w:r>
+              <w:rPr>
+                <w:sz w:val="15"/>
+              </w:rPr>
+              <w:t>State `form`</w:t>
+            </w:r>
+          </w:p>
+        </w:tc>
+        <w:tc>
+          <w:tcPr>
+            <w:tcW w:type="dxa" w:w="1728"/>
+            <w:shd w:fill="F9FAFB"/>
+            <w:tcMar>
+              <w:top w:w="60" w:type="dxa"/>
+              <w:bottom w:w="60" w:type="dxa"/>
+              <w:left w:w="80" w:type="dxa"/>
+              <w:right w:w="80" w:type="dxa"/>
+            </w:tcMar>
+          </w:tcPr>
+          <w:p>
+            <w:r>
+              <w:rPr>
+                <w:sz w:val="15"/>
+              </w:rPr>
+              <w:t>Penyimpanan struktur data ke koleksi `master_route_nopen` dan segmen ke `detail_route`.</w:t>
+            </w:r>
+          </w:p>
+        </w:tc>
+      </w:tr>
+      <w:tr>
+        <w:tc>
+          <w:tcPr>
+            <w:tcW w:type="dxa" w:w="2016"/>
+            <w:shd w:fill="FFFFFF"/>
+            <w:tcMar>
+              <w:top w:w="60" w:type="dxa"/>
+              <w:bottom w:w="60" w:type="dxa"/>
+              <w:left w:w="80" w:type="dxa"/>
+              <w:right w:w="80" w:type="dxa"/>
+            </w:tcMar>
+          </w:tcPr>
+          <w:p>
+            <w:r>
+              <w:rPr>
+                <w:b/>
+                <w:color w:val="003366"/>
+                <w:sz w:val="15"/>
+              </w:rPr>
+              <w:t>Kotak [C]: Search Bar</w:t>
+            </w:r>
+          </w:p>
+        </w:tc>
+        <w:tc>
+          <w:tcPr>
+            <w:tcW w:type="dxa" w:w="1728"/>
+            <w:shd w:fill="FFFFFF"/>
+            <w:tcMar>
+              <w:top w:w="60" w:type="dxa"/>
+              <w:bottom w:w="60" w:type="dxa"/>
+              <w:left w:w="80" w:type="dxa"/>
+              <w:right w:w="80" w:type="dxa"/>
+            </w:tcMar>
+          </w:tcPr>
+          <w:p>
+            <w:r>
+              <w:rPr>
+                <w:sz w:val="15"/>
+              </w:rPr>
+              <w:t>Input Pencarian</w:t>
+            </w:r>
+          </w:p>
+        </w:tc>
+        <w:tc>
+          <w:tcPr>
+            <w:tcW w:type="dxa" w:w="2304"/>
+            <w:shd w:fill="FFFFFF"/>
+            <w:tcMar>
+              <w:top w:w="60" w:type="dxa"/>
+              <w:bottom w:w="60" w:type="dxa"/>
+              <w:left w:w="80" w:type="dxa"/>
+              <w:right w:w="80" w:type="dxa"/>
+            </w:tcMar>
+          </w:tcPr>
+          <w:p>
+            <w:r>
+              <w:rPr>
+                <w:sz w:val="15"/>
+              </w:rPr>
+              <w:t>Memfilter rute berdasarkan kode unik (RTE-1, RTE-2) atau nama koridor lintasan.</w:t>
+            </w:r>
+          </w:p>
+        </w:tc>
+        <w:tc>
+          <w:tcPr>
+            <w:tcW w:type="dxa" w:w="2016"/>
+            <w:shd w:fill="FFFFFF"/>
+            <w:tcMar>
+              <w:top w:w="60" w:type="dxa"/>
+              <w:bottom w:w="60" w:type="dxa"/>
+              <w:left w:w="80" w:type="dxa"/>
+              <w:right w:w="80" w:type="dxa"/>
+            </w:tcMar>
+          </w:tcPr>
+          <w:p>
+            <w:r>
+              <w:rPr>
+                <w:sz w:val="15"/>
+              </w:rPr>
+              <w:t>State `searchTerm`</w:t>
+            </w:r>
+          </w:p>
+        </w:tc>
+        <w:tc>
+          <w:tcPr>
+            <w:tcW w:type="dxa" w:w="1728"/>
+            <w:shd w:fill="FFFFFF"/>
+            <w:tcMar>
+              <w:top w:w="60" w:type="dxa"/>
+              <w:bottom w:w="60" w:type="dxa"/>
+              <w:left w:w="80" w:type="dxa"/>
+              <w:right w:w="80" w:type="dxa"/>
+            </w:tcMar>
+          </w:tcPr>
+          <w:p>
+            <w:r>
+              <w:rPr>
+                <w:sz w:val="15"/>
+              </w:rPr>
+              <w:t>Penyaringan dinamis instan pada kartu rute.</w:t>
+            </w:r>
+          </w:p>
+        </w:tc>
+      </w:tr>
+      <w:tr>
+        <w:tc>
+          <w:tcPr>
+            <w:tcW w:type="dxa" w:w="2016"/>
+            <w:shd w:fill="F9FAFB"/>
+            <w:tcMar>
+              <w:top w:w="60" w:type="dxa"/>
+              <w:bottom w:w="60" w:type="dxa"/>
+              <w:left w:w="80" w:type="dxa"/>
+              <w:right w:w="80" w:type="dxa"/>
+            </w:tcMar>
+          </w:tcPr>
+          <w:p>
+            <w:r>
+              <w:rPr>
+                <w:b/>
+                <w:color w:val="003366"/>
+                <w:sz w:val="15"/>
+              </w:rPr>
+              <w:t>Kotak [D1]: Route Accordion Header</w:t>
+            </w:r>
+          </w:p>
+        </w:tc>
+        <w:tc>
+          <w:tcPr>
+            <w:tcW w:type="dxa" w:w="1728"/>
+            <w:shd w:fill="F9FAFB"/>
+            <w:tcMar>
+              <w:top w:w="60" w:type="dxa"/>
+              <w:bottom w:w="60" w:type="dxa"/>
+              <w:left w:w="80" w:type="dxa"/>
+              <w:right w:w="80" w:type="dxa"/>
+            </w:tcMar>
+          </w:tcPr>
+          <w:p>
+            <w:r>
+              <w:rPr>
+                <w:sz w:val="15"/>
+              </w:rPr>
+              <w:t>Accordion Title Bar</w:t>
+            </w:r>
+          </w:p>
+        </w:tc>
+        <w:tc>
+          <w:tcPr>
+            <w:tcW w:type="dxa" w:w="2304"/>
+            <w:shd w:fill="F9FAFB"/>
+            <w:tcMar>
+              <w:top w:w="60" w:type="dxa"/>
+              <w:bottom w:w="60" w:type="dxa"/>
+              <w:left w:w="80" w:type="dxa"/>
+              <w:right w:w="80" w:type="dxa"/>
+            </w:tcMar>
+          </w:tcPr>
+          <w:p>
+            <w:r>
+              <w:rPr>
+                <w:sz w:val="15"/>
+              </w:rPr>
+              <w:t>Menampilkan Route ID, Nama Rute, Asal -&gt; Tujuan, Total Jarak (KM), Total Durasi (Menit), dan Badge Kategori Prefix Tujuan.</w:t>
+            </w:r>
+          </w:p>
+        </w:tc>
+        <w:tc>
+          <w:tcPr>
+            <w:tcW w:type="dxa" w:w="2016"/>
+            <w:shd w:fill="F9FAFB"/>
+            <w:tcMar>
+              <w:top w:w="60" w:type="dxa"/>
+              <w:bottom w:w="60" w:type="dxa"/>
+              <w:left w:w="80" w:type="dxa"/>
+              <w:right w:w="80" w:type="dxa"/>
+            </w:tcMar>
+          </w:tcPr>
+          <w:p>
+            <w:r>
+              <w:rPr>
+                <w:sz w:val="15"/>
+              </w:rPr>
+              <w:t>Dokumen `master_route_nopen`</w:t>
+            </w:r>
+          </w:p>
+        </w:tc>
+        <w:tc>
+          <w:tcPr>
+            <w:tcW w:type="dxa" w:w="1728"/>
+            <w:shd w:fill="F9FAFB"/>
+            <w:tcMar>
+              <w:top w:w="60" w:type="dxa"/>
+              <w:bottom w:w="60" w:type="dxa"/>
+              <w:left w:w="80" w:type="dxa"/>
+              <w:right w:w="80" w:type="dxa"/>
+            </w:tcMar>
+          </w:tcPr>
+          <w:p>
+            <w:r>
+              <w:rPr>
+                <w:sz w:val="15"/>
+              </w:rPr>
+              <w:t>Klik baris membuka / menutup rincian seluruh checkpoint perhentian.</w:t>
+            </w:r>
+          </w:p>
+        </w:tc>
+      </w:tr>
+      <w:tr>
+        <w:tc>
+          <w:tcPr>
+            <w:tcW w:type="dxa" w:w="2016"/>
+            <w:shd w:fill="FFFFFF"/>
+            <w:tcMar>
+              <w:top w:w="60" w:type="dxa"/>
+              <w:bottom w:w="60" w:type="dxa"/>
+              <w:left w:w="80" w:type="dxa"/>
+              <w:right w:w="80" w:type="dxa"/>
+            </w:tcMar>
+          </w:tcPr>
+          <w:p>
+            <w:r>
+              <w:rPr>
+                <w:b/>
+                <w:color w:val="003366"/>
+                <w:sz w:val="15"/>
+              </w:rPr>
+              <w:t>Kotak [D2]: Checkpoints Waypoint Table</w:t>
+            </w:r>
+          </w:p>
+        </w:tc>
+        <w:tc>
+          <w:tcPr>
+            <w:tcW w:type="dxa" w:w="1728"/>
+            <w:shd w:fill="FFFFFF"/>
+            <w:tcMar>
+              <w:top w:w="60" w:type="dxa"/>
+              <w:bottom w:w="60" w:type="dxa"/>
+              <w:left w:w="80" w:type="dxa"/>
+              <w:right w:w="80" w:type="dxa"/>
+            </w:tcMar>
+          </w:tcPr>
+          <w:p>
+            <w:r>
+              <w:rPr>
+                <w:sz w:val="15"/>
+              </w:rPr>
+              <w:t>Tabel Checkpoints di dalam Accordion</w:t>
+            </w:r>
+          </w:p>
+        </w:tc>
+        <w:tc>
+          <w:tcPr>
+            <w:tcW w:type="dxa" w:w="2304"/>
+            <w:shd w:fill="FFFFFF"/>
+            <w:tcMar>
+              <w:top w:w="60" w:type="dxa"/>
+              <w:bottom w:w="60" w:type="dxa"/>
+              <w:left w:w="80" w:type="dxa"/>
+              <w:right w:w="80" w:type="dxa"/>
+            </w:tcMar>
+          </w:tcPr>
+          <w:p>
+            <w:r>
+              <w:rPr>
+                <w:sz w:val="15"/>
+              </w:rPr>
+              <w:t>Daftar urutan perhentian (Sequence 1 sampai N) dengan kode kantor, nama lokasi, tipe node, estimasi jam tiba, dan jarak tempuh parsial.</w:t>
+            </w:r>
+          </w:p>
+        </w:tc>
+        <w:tc>
+          <w:tcPr>
+            <w:tcW w:type="dxa" w:w="2016"/>
+            <w:shd w:fill="FFFFFF"/>
+            <w:tcMar>
+              <w:top w:w="60" w:type="dxa"/>
+              <w:bottom w:w="60" w:type="dxa"/>
+              <w:left w:w="80" w:type="dxa"/>
+              <w:right w:w="80" w:type="dxa"/>
+            </w:tcMar>
+          </w:tcPr>
+          <w:p>
+            <w:r>
+              <w:rPr>
+                <w:sz w:val="15"/>
+              </w:rPr>
+              <w:t>Koleksi `detail_route`</w:t>
+            </w:r>
+          </w:p>
+        </w:tc>
+        <w:tc>
+          <w:tcPr>
+            <w:tcW w:type="dxa" w:w="1728"/>
+            <w:shd w:fill="FFFFFF"/>
+            <w:tcMar>
+              <w:top w:w="60" w:type="dxa"/>
+              <w:bottom w:w="60" w:type="dxa"/>
+              <w:left w:w="80" w:type="dxa"/>
+              <w:right w:w="80" w:type="dxa"/>
+            </w:tcMar>
+          </w:tcPr>
+          <w:p>
+            <w:r>
+              <w:rPr>
+                <w:sz w:val="15"/>
+              </w:rPr>
+              <w:t>Memetakan titik singgah fisik pengangkutan kantong pos.</w:t>
+            </w:r>
+          </w:p>
+        </w:tc>
+      </w:tr>
+      <w:tr>
+        <w:tc>
+          <w:tcPr>
+            <w:tcW w:type="dxa" w:w="2016"/>
+            <w:shd w:fill="F9FAFB"/>
+            <w:tcMar>
+              <w:top w:w="60" w:type="dxa"/>
+              <w:bottom w:w="60" w:type="dxa"/>
+              <w:left w:w="80" w:type="dxa"/>
+              <w:right w:w="80" w:type="dxa"/>
+            </w:tcMar>
+          </w:tcPr>
+          <w:p>
+            <w:r>
+              <w:rPr>
+                <w:b/>
+                <w:color w:val="003366"/>
+                <w:sz w:val="15"/>
+              </w:rPr>
+              <w:t>Kotak [D3]: Coverage &amp; Matrix Badges</w:t>
+            </w:r>
+          </w:p>
+        </w:tc>
+        <w:tc>
+          <w:tcPr>
+            <w:tcW w:type="dxa" w:w="1728"/>
+            <w:shd w:fill="F9FAFB"/>
+            <w:tcMar>
+              <w:top w:w="60" w:type="dxa"/>
+              <w:bottom w:w="60" w:type="dxa"/>
+              <w:left w:w="80" w:type="dxa"/>
+              <w:right w:w="80" w:type="dxa"/>
+            </w:tcMar>
+          </w:tcPr>
+          <w:p>
+            <w:r>
+              <w:rPr>
+                <w:sz w:val="15"/>
+              </w:rPr>
+              <w:t>Chips Matriks Cakupan Wilayah</w:t>
+            </w:r>
+          </w:p>
+        </w:tc>
+        <w:tc>
+          <w:tcPr>
+            <w:tcW w:type="dxa" w:w="2304"/>
+            <w:shd w:fill="F9FAFB"/>
+            <w:tcMar>
+              <w:top w:w="60" w:type="dxa"/>
+              <w:bottom w:w="60" w:type="dxa"/>
+              <w:left w:w="80" w:type="dxa"/>
+              <w:right w:w="80" w:type="dxa"/>
+            </w:tcMar>
+          </w:tcPr>
+          <w:p>
+            <w:r>
+              <w:rPr>
+                <w:sz w:val="15"/>
+              </w:rPr>
+              <w:t>Menampilkan daftar nopend asal yang dilayani dan pemetaan prefix tujuan (1: Jabodetabek, 2: Sumatera, 3: Jateng, 4: Jabar, 5: Jatim Barat, 7: Kalimantan, dll).</w:t>
+            </w:r>
+          </w:p>
+        </w:tc>
+        <w:tc>
+          <w:tcPr>
+            <w:tcW w:type="dxa" w:w="2016"/>
+            <w:shd w:fill="F9FAFB"/>
+            <w:tcMar>
+              <w:top w:w="60" w:type="dxa"/>
+              <w:bottom w:w="60" w:type="dxa"/>
+              <w:left w:w="80" w:type="dxa"/>
+              <w:right w:w="80" w:type="dxa"/>
+            </w:tcMar>
+          </w:tcPr>
+          <w:p>
+            <w:r>
+              <w:rPr>
+                <w:sz w:val="15"/>
+              </w:rPr>
+              <w:t>Atribut `originNopenList` &amp; `destinationPrefixFilter`</w:t>
+            </w:r>
+          </w:p>
+        </w:tc>
+        <w:tc>
+          <w:tcPr>
+            <w:tcW w:type="dxa" w:w="1728"/>
+            <w:shd w:fill="F9FAFB"/>
+            <w:tcMar>
+              <w:top w:w="60" w:type="dxa"/>
+              <w:bottom w:w="60" w:type="dxa"/>
+              <w:left w:w="80" w:type="dxa"/>
+              <w:right w:w="80" w:type="dxa"/>
+            </w:tcMar>
+          </w:tcPr>
+          <w:p>
+            <w:r>
+              <w:rPr>
+                <w:sz w:val="15"/>
+              </w:rPr>
+              <w:t>Panduan visual bagi operator untuk memastikan rute yang dipilih menjangkau kota tujuan paket.</w:t>
+            </w:r>
+          </w:p>
+        </w:tc>
+      </w:tr>
+      <w:tr>
+        <w:tc>
+          <w:tcPr>
+            <w:tcW w:type="dxa" w:w="2016"/>
+            <w:shd w:fill="FFFFFF"/>
+            <w:tcMar>
+              <w:top w:w="60" w:type="dxa"/>
+              <w:bottom w:w="60" w:type="dxa"/>
+              <w:left w:w="80" w:type="dxa"/>
+              <w:right w:w="80" w:type="dxa"/>
+            </w:tcMar>
+          </w:tcPr>
+          <w:p>
+            <w:r>
+              <w:rPr>
+                <w:b/>
+                <w:color w:val="003366"/>
+                <w:sz w:val="15"/>
+              </w:rPr>
+              <w:t>Kotak [D4]: Action Buttons</w:t>
+            </w:r>
+          </w:p>
+        </w:tc>
+        <w:tc>
+          <w:tcPr>
+            <w:tcW w:type="dxa" w:w="1728"/>
+            <w:shd w:fill="FFFFFF"/>
+            <w:tcMar>
+              <w:top w:w="60" w:type="dxa"/>
+              <w:bottom w:w="60" w:type="dxa"/>
+              <w:left w:w="80" w:type="dxa"/>
+              <w:right w:w="80" w:type="dxa"/>
+            </w:tcMar>
+          </w:tcPr>
+          <w:p>
+            <w:r>
+              <w:rPr>
+                <w:sz w:val="15"/>
+              </w:rPr>
+              <w:t>Action Button Group</w:t>
+            </w:r>
+          </w:p>
+        </w:tc>
+        <w:tc>
+          <w:tcPr>
+            <w:tcW w:type="dxa" w:w="2304"/>
+            <w:shd w:fill="FFFFFF"/>
+            <w:tcMar>
+              <w:top w:w="60" w:type="dxa"/>
+              <w:bottom w:w="60" w:type="dxa"/>
+              <w:left w:w="80" w:type="dxa"/>
+              <w:right w:w="80" w:type="dxa"/>
+            </w:tcMar>
+          </w:tcPr>
+          <w:p>
+            <w:r>
+              <w:rPr>
+                <w:sz w:val="15"/>
+              </w:rPr>
+              <w:t>Menyediakan tombol 'Uji Simulasi Rute', 'Edit Rute', dan 'Hapus Rute'.</w:t>
+            </w:r>
+          </w:p>
+        </w:tc>
+        <w:tc>
+          <w:tcPr>
+            <w:tcW w:type="dxa" w:w="2016"/>
+            <w:shd w:fill="FFFFFF"/>
+            <w:tcMar>
+              <w:top w:w="60" w:type="dxa"/>
+              <w:bottom w:w="60" w:type="dxa"/>
+              <w:left w:w="80" w:type="dxa"/>
+              <w:right w:w="80" w:type="dxa"/>
+            </w:tcMar>
+          </w:tcPr>
+          <w:p>
+            <w:r>
+              <w:rPr>
+                <w:sz w:val="15"/>
+              </w:rPr>
+              <w:t>Routing engine</w:t>
+            </w:r>
+          </w:p>
+        </w:tc>
+        <w:tc>
+          <w:tcPr>
+            <w:tcW w:type="dxa" w:w="1728"/>
+            <w:shd w:fill="FFFFFF"/>
+            <w:tcMar>
+              <w:top w:w="60" w:type="dxa"/>
+              <w:bottom w:w="60" w:type="dxa"/>
+              <w:left w:w="80" w:type="dxa"/>
+              <w:right w:w="80" w:type="dxa"/>
+            </w:tcMar>
+          </w:tcPr>
+          <w:p>
+            <w:r>
+              <w:rPr>
+                <w:sz w:val="15"/>
+              </w:rPr>
+              <w:t>Tombol 'Uji Simulasi' langsung mengarahkan operator ke halaman Milk Run (/route-journey) dengan rute terpilih.</w:t>
+            </w:r>
+          </w:p>
+        </w:tc>
+      </w:tr>
+    </w:tbl>
+    <w:p/>
+    <w:p>
+      <w:pPr>
+        <w:pStyle w:val="Heading2"/>
+      </w:pPr>
+      <w:r>
+        <w:rPr>
+          <w:b/>
+          <w:color w:val="003366"/>
+          <w:sz w:val="23"/>
+        </w:rPr>
+        <w:t>3. Aturan Bisnis &amp; Algoritma Routing Engine</w:t>
       </w:r>
     </w:p>
     <w:p>
       <w:pPr>
-        <w:spacing w:after="80" w:line="276" w:lineRule="auto"/>
-        <w:ind w:left="360"/>
+        <w:pStyle w:val="ListBullet"/>
+      </w:pPr>
+      <w:r>
+        <w:rPr>
+          <w:sz w:val="18"/>
+        </w:rPr>
+        <w:t>Pencocokan Otomatis Resi: Backend memeriksa `origin_nopen` resi terhadap `originNopenList` rute dan digit pertama `destination_nopen` terhadap `destinationPrefixFilter`.</w:t>
+      </w:r>
+    </w:p>
+    <w:p>
+      <w:pPr>
+        <w:pStyle w:val="ListBullet"/>
+      </w:pPr>
+      <w:r>
+        <w:rPr>
+          <w:sz w:val="18"/>
+        </w:rPr>
+        <w:t>Prioritas Trayek: Rute dengan nilai prioritas 1 dieksekusi lebih dahulu dibandingkan rute sekunder (prioritas 2).</w:t>
+      </w:r>
+    </w:p>
+    <w:p>
+      <w:pPr>
+        <w:pStyle w:val="Heading2"/>
       </w:pPr>
       <w:r>
         <w:rPr>
           <w:b/>
-          <w:color w:val="E8431F"/>
+          <w:color w:val="003366"/>
+          <w:sz w:val="23"/>
         </w:rPr>
-        <w:t xml:space="preserve">• </w:t>
-      </w:r>
-      <w:r>
-        <w:rPr>
-          <w:rFonts w:ascii="Arial" w:hAnsi="Arial"/>
-          <w:color w:val="334155"/>
-          <w:sz w:val="19"/>
-        </w:rPr>
-        <w:t>Tabel Master Route Nopen dengan Informasi Akumulasi Total Jarak (KM) &amp; Total Est. Menit</w:t>
+        <w:t>4. Alur Penggunaan Operator (User Flow)</w:t>
       </w:r>
     </w:p>
     <w:p>
       <w:pPr>
-        <w:spacing w:after="80" w:line="276" w:lineRule="auto"/>
-        <w:ind w:left="360"/>
+        <w:pStyle w:val="ListBullet"/>
       </w:pPr>
       <w:r>
         <w:rPr>
-          <w:b/>
-          <w:color w:val="E8431F"/>
+          <w:sz w:val="18"/>
         </w:rPr>
-        <w:t xml:space="preserve">• </w:t>
-      </w:r>
-      <w:r>
-        <w:rPr>
-          <w:rFonts w:ascii="Arial" w:hAnsi="Arial"/>
-          <w:color w:val="334155"/>
-          <w:sz w:val="19"/>
-        </w:rPr>
-        <w:t>Modal Detail Waypoints Segmen (Sequence Stop 1, Stop 2... Stop N)</w:t>
+        <w:t>1. Operator membuka halaman Master Route Logistik (/route).</w:t>
       </w:r>
     </w:p>
     <w:p>
       <w:pPr>
-        <w:spacing w:after="80" w:line="276" w:lineRule="auto"/>
-        <w:ind w:left="360"/>
+        <w:pStyle w:val="ListBullet"/>
       </w:pPr>
       <w:r>
         <w:rPr>
-          <w:b/>
-          <w:color w:val="E8431F"/>
+          <w:sz w:val="18"/>
         </w:rPr>
-        <w:t xml:space="preserve">• </w:t>
-      </w:r>
-      <w:r>
-        <w:rPr>
-          <w:rFonts w:ascii="Arial" w:hAnsi="Arial"/>
-          <w:color w:val="334155"/>
-          <w:sz w:val="19"/>
-        </w:rPr>
-        <w:t>Editor Segmen Rute (Asal Nopen -&gt; Tujuan Nopen, Jarak KM, Estimasi Menit, Role Stop)</w:t>
+        <w:t>2. Operator memperluas akordeon rute untuk meninjau urutan perhentian kantor pos.</w:t>
       </w:r>
     </w:p>
     <w:p>
       <w:pPr>
-        <w:spacing w:after="80" w:line="276" w:lineRule="auto"/>
-        <w:ind w:left="360"/>
+        <w:pStyle w:val="ListBullet"/>
       </w:pPr>
       <w:r>
         <w:rPr>
-          <w:b/>
-          <w:color w:val="E8431F"/>
+          <w:sz w:val="18"/>
         </w:rPr>
-        <w:t xml:space="preserve">• </w:t>
-      </w:r>
-      <w:r>
-        <w:rPr>
-          <w:rFonts w:ascii="Arial" w:hAnsi="Arial"/>
-          <w:color w:val="334155"/>
-          <w:sz w:val="19"/>
-        </w:rPr>
-        <w:t>Badge Kategori Mile (First Mile = Hijau, Middle Mile = Biru, Last Mile = Ungu)</w:t>
+        <w:t>3. Operator memverifikasi jarak kilometer dan estimasi menit tempuh antar-kantor cabang.</w:t>
       </w:r>
     </w:p>
     <w:p>
       <w:pPr>
-        <w:spacing w:after="80" w:line="276" w:lineRule="auto"/>
-        <w:ind w:left="360"/>
+        <w:pStyle w:val="ListBullet"/>
       </w:pPr>
       <w:r>
         <w:rPr>
-          <w:b/>
-          <w:color w:val="E8431F"/>
+          <w:sz w:val="18"/>
         </w:rPr>
-        <w:t xml:space="preserve">• </w:t>
-      </w:r>
-      <w:r>
-        <w:rPr>
-          <w:rFonts w:ascii="Arial" w:hAnsi="Arial"/>
-          <w:color w:val="334155"/>
-          <w:sz w:val="19"/>
-        </w:rPr>
-        <w:t>Toggle Status Aktif Rute (Y/N)</w:t>
+        <w:t>4. Operator dapat mengklik 'Uji Simulasi Rute' untuk memvalidasi alur muatan barang sebelum jadwal dijalankan.</w:t>
       </w:r>
     </w:p>
     <w:sectPr>
       <w:pgSz w:w="12240" w:h="15840"/>
-      <w:pgMar w:top="1152" w:right="1296" w:bottom="1152" w:left="1296" w:header="720" w:footer="720" w:gutter="0"/>
+      <w:pgMar w:top="1152" w:right="1152" w:bottom="1152" w:left="1152" w:header="720" w:footer="720" w:gutter="0"/>
       <w:cols w:space="720"/>
       <w:docGrid w:linePitch="360"/>
     </w:sectPr>
@@ -911,6 +1830,11 @@
     <w:name w:val="Normal"/>
     <w:qFormat/>
     <w:rsid w:val="00FC693F"/>
+    <w:rPr>
+      <w:rFonts w:ascii="Calibri" w:hAnsi="Calibri"/>
+      <w:color w:val="222222"/>
+      <w:sz w:val="20"/>
+    </w:rPr>
   </w:style>
   <w:style w:type="paragraph" w:styleId="Header">
     <w:name w:val="header"/>
